--- a/GUIA DE USO DE GESTION DE BIBLIOTECA.docx
+++ b/GUIA DE USO DE GESTION DE BIBLIOTECA.docx
@@ -15,39 +15,91 @@
           <w:b/>
           <w:bCs/>
         </w:rPr>
-        <w:t>GUIA DE USO DEL APLICATIVO “GESTIÓN DE BIBLIOTECA”</w:t>
-      </w:r>
-    </w:p>
-    <w:p>
-      <w:pPr>
-        <w:jc w:val="both"/>
-      </w:pPr>
-      <w:r>
-        <w:t>El aplicativo de escritorio “</w:t>
-      </w:r>
-      <w:proofErr w:type="spellStart"/>
-      <w:r>
-        <w:t>GestionBiblioteca</w:t>
-      </w:r>
-      <w:proofErr w:type="spellEnd"/>
-      <w:r>
-        <w:t xml:space="preserve">” tiene como objetivo brindar una herramienta que </w:t>
-      </w:r>
-      <w:r>
-        <w:t>permit</w:t>
-      </w:r>
-      <w:r>
-        <w:t>e</w:t>
-      </w:r>
-      <w:r>
-        <w:t xml:space="preserve"> administrar </w:t>
+        <w:t xml:space="preserve">GUIA DE USO DEL </w:t>
       </w:r>
       <w:r>
         <w:rPr>
           <w:b/>
           <w:bCs/>
         </w:rPr>
-        <w:t>libros, usuarios y préstamos</w:t>
+        <w:t>SISTEMA</w:t>
+      </w:r>
+      <w:r>
+        <w:rPr>
+          <w:b/>
+          <w:bCs/>
+        </w:rPr>
+        <w:t xml:space="preserve"> “GESTIÓN DE BIBLIOTECA”</w:t>
+      </w:r>
+    </w:p>
+    <w:p>
+      <w:pPr>
+        <w:jc w:val="both"/>
+      </w:pPr>
+      <w:r>
+        <w:t>El aplicativo de escritorio “</w:t>
+      </w:r>
+      <w:proofErr w:type="spellStart"/>
+      <w:r>
+        <w:t>Gestion</w:t>
+      </w:r>
+      <w:proofErr w:type="spellEnd"/>
+      <w:r>
+        <w:t xml:space="preserve"> </w:t>
+      </w:r>
+      <w:r>
+        <w:t xml:space="preserve">Biblioteca” tiene como objetivo brindar una herramienta que </w:t>
+      </w:r>
+      <w:r>
+        <w:t>permit</w:t>
+      </w:r>
+      <w:r>
+        <w:t>e</w:t>
+      </w:r>
+      <w:r>
+        <w:t xml:space="preserve"> administrar </w:t>
+      </w:r>
+      <w:r>
+        <w:rPr>
+          <w:b/>
+          <w:bCs/>
+        </w:rPr>
+        <w:t>L</w:t>
+      </w:r>
+      <w:r>
+        <w:rPr>
+          <w:b/>
+          <w:bCs/>
+        </w:rPr>
+        <w:t xml:space="preserve">ibros, </w:t>
+      </w:r>
+      <w:r>
+        <w:rPr>
+          <w:b/>
+          <w:bCs/>
+        </w:rPr>
+        <w:t>U</w:t>
+      </w:r>
+      <w:r>
+        <w:rPr>
+          <w:b/>
+          <w:bCs/>
+        </w:rPr>
+        <w:t xml:space="preserve">suarios y </w:t>
+      </w:r>
+      <w:r>
+        <w:rPr>
+          <w:b/>
+          <w:bCs/>
+        </w:rPr>
+        <w:t>P</w:t>
+      </w:r>
+      <w:r>
+        <w:rPr>
+          <w:b/>
+          <w:bCs/>
+        </w:rPr>
+        <w:t>réstamos</w:t>
       </w:r>
       <w:r>
         <w:t xml:space="preserve">. La interfaz </w:t>
@@ -87,7 +139,7 @@
           <w:szCs w:val="22"/>
         </w:rPr>
         <w:drawing>
-          <wp:anchor distT="0" distB="0" distL="114300" distR="114300" simplePos="0" relativeHeight="251658240" behindDoc="0" locked="0" layoutInCell="1" allowOverlap="1" wp14:anchorId="510475CF" wp14:editId="3CAFD842">
+          <wp:anchor distT="0" distB="0" distL="114300" distR="114300" simplePos="0" relativeHeight="251657216" behindDoc="0" locked="0" layoutInCell="1" allowOverlap="1" wp14:anchorId="510475CF" wp14:editId="763C8CF5">
             <wp:simplePos x="0" y="0"/>
             <wp:positionH relativeFrom="margin">
               <wp:posOffset>0</wp:posOffset>
@@ -247,7 +299,7 @@
           <w:szCs w:val="22"/>
         </w:rPr>
         <w:drawing>
-          <wp:anchor distT="0" distB="0" distL="114300" distR="114300" simplePos="0" relativeHeight="251665408" behindDoc="1" locked="0" layoutInCell="1" allowOverlap="1" wp14:anchorId="28489F44" wp14:editId="41083DD5">
+          <wp:anchor distT="0" distB="0" distL="114300" distR="114300" simplePos="0" relativeHeight="251664384" behindDoc="1" locked="0" layoutInCell="1" allowOverlap="1" wp14:anchorId="28489F44" wp14:editId="0BF88E7D">
             <wp:simplePos x="0" y="0"/>
             <wp:positionH relativeFrom="column">
               <wp:posOffset>83820</wp:posOffset>
@@ -470,7 +522,7 @@
         <mc:AlternateContent>
           <mc:Choice Requires="wpg">
             <w:drawing>
-              <wp:anchor distT="0" distB="0" distL="114300" distR="114300" simplePos="0" relativeHeight="251687936" behindDoc="0" locked="0" layoutInCell="1" allowOverlap="1" wp14:anchorId="60556E0D" wp14:editId="702C4A5B">
+              <wp:anchor distT="0" distB="0" distL="114300" distR="114300" simplePos="0" relativeHeight="251686912" behindDoc="0" locked="0" layoutInCell="1" allowOverlap="1" wp14:anchorId="60556E0D" wp14:editId="346BFECC">
                 <wp:simplePos x="0" y="0"/>
                 <wp:positionH relativeFrom="column">
                   <wp:posOffset>555562</wp:posOffset>
@@ -561,7 +613,7 @@
           </mc:Choice>
           <mc:Fallback>
             <w:pict>
-              <v:group w14:anchorId="080944EF" id="Grupo 2" o:spid="_x0000_s1026" style="position:absolute;margin-left:43.75pt;margin-top:7.25pt;width:170.8pt;height:117.95pt;z-index:251687936" coordsize="21691,14978" o:gfxdata="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">
+              <v:group w14:anchorId="1DE7F1E5" id="Grupo 2" o:spid="_x0000_s1026" style="position:absolute;margin-left:43.75pt;margin-top:7.25pt;width:170.8pt;height:117.95pt;z-index:251686912" coordsize="21691,14978" o:gfxdata="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">
                 <v:shapetype id="_x0000_t75" coordsize="21600,21600" o:spt="75" o:preferrelative="t" path="m@4@5l@4@11@9@11@9@5xe" filled="f" stroked="f">
                   <v:stroke joinstyle="miter"/>
                   <v:formulas>
@@ -598,7 +650,7 @@
           <w:szCs w:val="22"/>
         </w:rPr>
         <w:drawing>
-          <wp:anchor distT="0" distB="0" distL="114300" distR="114300" simplePos="0" relativeHeight="251666432" behindDoc="1" locked="0" layoutInCell="1" allowOverlap="1" wp14:anchorId="09D6CF90" wp14:editId="13C0221D">
+          <wp:anchor distT="0" distB="0" distL="114300" distR="114300" simplePos="0" relativeHeight="251665408" behindDoc="1" locked="0" layoutInCell="1" allowOverlap="1" wp14:anchorId="09D6CF90" wp14:editId="597F1212">
             <wp:simplePos x="0" y="0"/>
             <wp:positionH relativeFrom="column">
               <wp:posOffset>3145155</wp:posOffset>
@@ -728,7 +780,7 @@
         </w:rPr>
         <w:lastRenderedPageBreak/>
         <w:drawing>
-          <wp:anchor distT="0" distB="0" distL="114300" distR="114300" simplePos="0" relativeHeight="251669504" behindDoc="1" locked="0" layoutInCell="1" allowOverlap="1" wp14:anchorId="2A0927CB" wp14:editId="058959D0">
+          <wp:anchor distT="0" distB="0" distL="114300" distR="114300" simplePos="0" relativeHeight="251668480" behindDoc="1" locked="0" layoutInCell="1" allowOverlap="1" wp14:anchorId="2A0927CB" wp14:editId="4109CFCC">
             <wp:simplePos x="0" y="0"/>
             <wp:positionH relativeFrom="column">
               <wp:posOffset>4127007</wp:posOffset>
@@ -797,7 +849,7 @@
           <w:szCs w:val="22"/>
         </w:rPr>
         <w:drawing>
-          <wp:anchor distT="0" distB="0" distL="114300" distR="114300" simplePos="0" relativeHeight="251667456" behindDoc="0" locked="0" layoutInCell="1" allowOverlap="1" wp14:anchorId="6283EF44" wp14:editId="485F5D46">
+          <wp:anchor distT="0" distB="0" distL="114300" distR="114300" simplePos="0" relativeHeight="251666432" behindDoc="0" locked="0" layoutInCell="1" allowOverlap="1" wp14:anchorId="6283EF44" wp14:editId="7AE5335F">
             <wp:simplePos x="0" y="0"/>
             <wp:positionH relativeFrom="column">
               <wp:posOffset>174625</wp:posOffset>
@@ -857,7 +909,7 @@
           <w:noProof/>
         </w:rPr>
         <w:drawing>
-          <wp:anchor distT="0" distB="0" distL="114300" distR="114300" simplePos="0" relativeHeight="251668480" behindDoc="1" locked="0" layoutInCell="1" allowOverlap="1" wp14:anchorId="1A3519D6" wp14:editId="0D8A1662">
+          <wp:anchor distT="0" distB="0" distL="114300" distR="114300" simplePos="0" relativeHeight="251667456" behindDoc="1" locked="0" layoutInCell="1" allowOverlap="1" wp14:anchorId="1A3519D6" wp14:editId="45F0C6DC">
             <wp:simplePos x="0" y="0"/>
             <wp:positionH relativeFrom="column">
               <wp:posOffset>2111375</wp:posOffset>
@@ -1175,7 +1227,7 @@
           <w:szCs w:val="22"/>
         </w:rPr>
         <w:drawing>
-          <wp:anchor distT="0" distB="0" distL="114300" distR="114300" simplePos="0" relativeHeight="251671552" behindDoc="1" locked="0" layoutInCell="1" allowOverlap="1" wp14:anchorId="40B1E9ED" wp14:editId="249B6A2F">
+          <wp:anchor distT="0" distB="0" distL="114300" distR="114300" simplePos="0" relativeHeight="251670528" behindDoc="1" locked="0" layoutInCell="1" allowOverlap="1" wp14:anchorId="40B1E9ED" wp14:editId="29689895">
             <wp:simplePos x="0" y="0"/>
             <wp:positionH relativeFrom="column">
               <wp:posOffset>3115310</wp:posOffset>
@@ -1244,7 +1296,7 @@
           <w:szCs w:val="22"/>
         </w:rPr>
         <w:drawing>
-          <wp:anchor distT="0" distB="0" distL="114300" distR="114300" simplePos="0" relativeHeight="251670528" behindDoc="0" locked="0" layoutInCell="1" allowOverlap="1" wp14:anchorId="34EE7515" wp14:editId="01473A7C">
+          <wp:anchor distT="0" distB="0" distL="114300" distR="114300" simplePos="0" relativeHeight="251669504" behindDoc="0" locked="0" layoutInCell="1" allowOverlap="1" wp14:anchorId="34EE7515" wp14:editId="307591D6">
             <wp:simplePos x="0" y="0"/>
             <wp:positionH relativeFrom="column">
               <wp:posOffset>619125</wp:posOffset>
@@ -1387,7 +1439,7 @@
           <w:szCs w:val="22"/>
         </w:rPr>
         <w:drawing>
-          <wp:anchor distT="0" distB="0" distL="114300" distR="114300" simplePos="0" relativeHeight="251672576" behindDoc="1" locked="0" layoutInCell="1" allowOverlap="1" wp14:anchorId="29F9568F" wp14:editId="79455D52">
+          <wp:anchor distT="0" distB="0" distL="114300" distR="114300" simplePos="0" relativeHeight="251671552" behindDoc="1" locked="0" layoutInCell="1" allowOverlap="1" wp14:anchorId="29F9568F" wp14:editId="2CB25DCD">
             <wp:simplePos x="0" y="0"/>
             <wp:positionH relativeFrom="column">
               <wp:posOffset>4163660</wp:posOffset>
@@ -1489,7 +1541,7 @@
           <w:szCs w:val="22"/>
         </w:rPr>
         <w:drawing>
-          <wp:anchor distT="0" distB="0" distL="114300" distR="114300" simplePos="0" relativeHeight="251683840" behindDoc="0" locked="0" layoutInCell="1" allowOverlap="1" wp14:anchorId="36684544" wp14:editId="16556EEC">
+          <wp:anchor distT="0" distB="0" distL="114300" distR="114300" simplePos="0" relativeHeight="251682816" behindDoc="0" locked="0" layoutInCell="1" allowOverlap="1" wp14:anchorId="36684544" wp14:editId="1B3B9E83">
             <wp:simplePos x="0" y="0"/>
             <wp:positionH relativeFrom="margin">
               <wp:align>left</wp:align>
@@ -1881,7 +1933,7 @@
           <w:noProof/>
         </w:rPr>
         <w:drawing>
-          <wp:anchor distT="0" distB="0" distL="114300" distR="114300" simplePos="0" relativeHeight="251685888" behindDoc="0" locked="0" layoutInCell="1" allowOverlap="1" wp14:anchorId="5A3069D7" wp14:editId="4FA762C2">
+          <wp:anchor distT="0" distB="0" distL="114300" distR="114300" simplePos="0" relativeHeight="251684864" behindDoc="0" locked="0" layoutInCell="1" allowOverlap="1" wp14:anchorId="5A3069D7" wp14:editId="0D84A2F3">
             <wp:simplePos x="0" y="0"/>
             <wp:positionH relativeFrom="column">
               <wp:posOffset>2844165</wp:posOffset>
@@ -1942,7 +1994,7 @@
           <w:szCs w:val="22"/>
         </w:rPr>
         <w:drawing>
-          <wp:anchor distT="0" distB="0" distL="114300" distR="114300" simplePos="0" relativeHeight="251684864" behindDoc="0" locked="0" layoutInCell="1" allowOverlap="1" wp14:anchorId="43B697DD" wp14:editId="668D23E8">
+          <wp:anchor distT="0" distB="0" distL="114300" distR="114300" simplePos="0" relativeHeight="251683840" behindDoc="0" locked="0" layoutInCell="1" allowOverlap="1" wp14:anchorId="43B697DD" wp14:editId="593CD357">
             <wp:simplePos x="0" y="0"/>
             <wp:positionH relativeFrom="column">
               <wp:posOffset>691720</wp:posOffset>
@@ -2076,7 +2128,7 @@
           <w:szCs w:val="22"/>
         </w:rPr>
         <w:drawing>
-          <wp:anchor distT="0" distB="0" distL="114300" distR="114300" simplePos="0" relativeHeight="251691008" behindDoc="0" locked="0" layoutInCell="1" allowOverlap="1" wp14:anchorId="46211E9B" wp14:editId="6B47195E">
+          <wp:anchor distT="0" distB="0" distL="114300" distR="114300" simplePos="0" relativeHeight="251689984" behindDoc="0" locked="0" layoutInCell="1" allowOverlap="1" wp14:anchorId="46211E9B" wp14:editId="2BF04D6E">
             <wp:simplePos x="0" y="0"/>
             <wp:positionH relativeFrom="column">
               <wp:posOffset>4030980</wp:posOffset>
@@ -2131,7 +2183,7 @@
           <w:szCs w:val="22"/>
         </w:rPr>
         <w:drawing>
-          <wp:anchor distT="0" distB="0" distL="114300" distR="114300" simplePos="0" relativeHeight="251689984" behindDoc="0" locked="0" layoutInCell="1" allowOverlap="1" wp14:anchorId="57F9AC3F" wp14:editId="186EBCA1">
+          <wp:anchor distT="0" distB="0" distL="114300" distR="114300" simplePos="0" relativeHeight="251688960" behindDoc="0" locked="0" layoutInCell="1" allowOverlap="1" wp14:anchorId="57F9AC3F" wp14:editId="505D7221">
             <wp:simplePos x="0" y="0"/>
             <wp:positionH relativeFrom="column">
               <wp:posOffset>2145665</wp:posOffset>
@@ -2192,7 +2244,7 @@
           <w:szCs w:val="22"/>
         </w:rPr>
         <w:drawing>
-          <wp:anchor distT="0" distB="0" distL="114300" distR="114300" simplePos="0" relativeHeight="251688960" behindDoc="0" locked="0" layoutInCell="1" allowOverlap="1" wp14:anchorId="20C64369" wp14:editId="5F8F52F7">
+          <wp:anchor distT="0" distB="0" distL="114300" distR="114300" simplePos="0" relativeHeight="251687936" behindDoc="0" locked="0" layoutInCell="1" allowOverlap="1" wp14:anchorId="20C64369" wp14:editId="2E1AACA1">
             <wp:simplePos x="0" y="0"/>
             <wp:positionH relativeFrom="column">
               <wp:posOffset>214524</wp:posOffset>
@@ -2648,7 +2700,7 @@
           <w:szCs w:val="22"/>
         </w:rPr>
         <w:drawing>
-          <wp:anchor distT="0" distB="0" distL="114300" distR="114300" simplePos="0" relativeHeight="251693056" behindDoc="0" locked="0" layoutInCell="1" allowOverlap="1" wp14:anchorId="7F17B564" wp14:editId="74074336">
+          <wp:anchor distT="0" distB="0" distL="114300" distR="114300" simplePos="0" relativeHeight="251692032" behindDoc="0" locked="0" layoutInCell="1" allowOverlap="1" wp14:anchorId="7F17B564" wp14:editId="2AFC9FE3">
             <wp:simplePos x="0" y="0"/>
             <wp:positionH relativeFrom="column">
               <wp:posOffset>2909535</wp:posOffset>
@@ -2709,7 +2761,7 @@
           <w:szCs w:val="22"/>
         </w:rPr>
         <w:drawing>
-          <wp:anchor distT="0" distB="0" distL="114300" distR="114300" simplePos="0" relativeHeight="251692032" behindDoc="0" locked="0" layoutInCell="1" allowOverlap="1" wp14:anchorId="15C7EAD4" wp14:editId="0B37BAD5">
+          <wp:anchor distT="0" distB="0" distL="114300" distR="114300" simplePos="0" relativeHeight="251691008" behindDoc="0" locked="0" layoutInCell="1" allowOverlap="1" wp14:anchorId="15C7EAD4" wp14:editId="3CD74EF3">
             <wp:simplePos x="0" y="0"/>
             <wp:positionH relativeFrom="column">
               <wp:posOffset>582930</wp:posOffset>
@@ -2864,7 +2916,7 @@
       <w:r>
         <w:lastRenderedPageBreak/>
         <w:drawing>
-          <wp:anchor distT="0" distB="0" distL="114300" distR="114300" simplePos="0" relativeHeight="251682816" behindDoc="1" locked="0" layoutInCell="1" allowOverlap="1" wp14:anchorId="7870D43F" wp14:editId="0002B30F">
+          <wp:anchor distT="0" distB="0" distL="114300" distR="114300" simplePos="0" relativeHeight="251681792" behindDoc="1" locked="0" layoutInCell="1" allowOverlap="1" wp14:anchorId="7870D43F" wp14:editId="51C55ADD">
             <wp:simplePos x="0" y="0"/>
             <wp:positionH relativeFrom="column">
               <wp:posOffset>4161790</wp:posOffset>
@@ -2947,22 +2999,60 @@
       </w:pPr>
       <w:r>
         <w:rPr>
+          <w:b/>
+          <w:bCs/>
+          <w:sz w:val="22"/>
+          <w:szCs w:val="22"/>
+        </w:rPr>
+        <w:t xml:space="preserve"> </w:t>
+      </w:r>
+      <w:r>
+        <w:rPr>
+          <w:b/>
+          <w:bCs/>
+          <w:sz w:val="22"/>
+          <w:szCs w:val="22"/>
+        </w:rPr>
+        <w:t xml:space="preserve">GESTIÓN DE </w:t>
+      </w:r>
+      <w:r>
+        <w:rPr>
+          <w:b/>
+          <w:bCs/>
+          <w:sz w:val="22"/>
+          <w:szCs w:val="22"/>
+        </w:rPr>
+        <w:t>PRÉSTAMOS DE LIBROS</w:t>
+      </w:r>
+    </w:p>
+    <w:p>
+      <w:pPr>
+        <w:jc w:val="both"/>
+        <w:rPr>
+          <w:sz w:val="6"/>
+          <w:szCs w:val="6"/>
+        </w:rPr>
+      </w:pPr>
+      <w:r>
+        <w:rPr>
+          <w:b/>
+          <w:bCs/>
           <w:sz w:val="22"/>
           <w:szCs w:val="22"/>
         </w:rPr>
         <w:drawing>
-          <wp:anchor distT="0" distB="0" distL="114300" distR="114300" simplePos="0" relativeHeight="251698176" behindDoc="0" locked="0" layoutInCell="1" allowOverlap="1" wp14:anchorId="57DA186F" wp14:editId="08DCC5C9">
+          <wp:anchor distT="0" distB="0" distL="114300" distR="114300" simplePos="0" relativeHeight="251697152" behindDoc="0" locked="0" layoutInCell="1" allowOverlap="1" wp14:anchorId="48131F59" wp14:editId="388E989D">
             <wp:simplePos x="0" y="0"/>
             <wp:positionH relativeFrom="margin">
-              <wp:align>left</wp:align>
+              <wp:posOffset>0</wp:posOffset>
             </wp:positionH>
             <wp:positionV relativeFrom="paragraph">
-              <wp:posOffset>297815</wp:posOffset>
+              <wp:posOffset>31785</wp:posOffset>
             </wp:positionV>
-            <wp:extent cx="2157730" cy="1732280"/>
-            <wp:effectExtent l="0" t="0" r="0" b="1270"/>
+            <wp:extent cx="2124075" cy="1715135"/>
+            <wp:effectExtent l="0" t="0" r="9525" b="0"/>
             <wp:wrapSquare wrapText="bothSides"/>
-            <wp:docPr id="1118726271" name="Imagen 1"/>
+            <wp:docPr id="280709089" name="Imagen 1"/>
             <wp:cNvGraphicFramePr>
               <a:graphicFrameLocks xmlns:a="http://schemas.openxmlformats.org/drawingml/2006/main" noChangeAspect="1"/>
             </wp:cNvGraphicFramePr>
@@ -2970,7 +3060,7 @@
               <a:graphicData uri="http://schemas.openxmlformats.org/drawingml/2006/picture">
                 <pic:pic xmlns:pic="http://schemas.openxmlformats.org/drawingml/2006/picture">
                   <pic:nvPicPr>
-                    <pic:cNvPr id="1118726271" name=""/>
+                    <pic:cNvPr id="280709089" name=""/>
                     <pic:cNvPicPr/>
                   </pic:nvPicPr>
                   <pic:blipFill>
@@ -2988,7 +3078,7 @@
                   <pic:spPr>
                     <a:xfrm>
                       <a:off x="0" y="0"/>
-                      <a:ext cx="2157730" cy="1732280"/>
+                      <a:ext cx="2124075" cy="1715135"/>
                     </a:xfrm>
                     <a:prstGeom prst="rect">
                       <a:avLst/>
@@ -3006,33 +3096,6 @@
           </wp:anchor>
         </w:drawing>
       </w:r>
-      <w:r>
-        <w:rPr>
-          <w:b/>
-          <w:bCs/>
-          <w:sz w:val="22"/>
-          <w:szCs w:val="22"/>
-        </w:rPr>
-        <w:t xml:space="preserve">GESTIÓN DE </w:t>
-      </w:r>
-      <w:r>
-        <w:rPr>
-          <w:b/>
-          <w:bCs/>
-          <w:sz w:val="22"/>
-          <w:szCs w:val="22"/>
-        </w:rPr>
-        <w:t>PRÉSTAMOS DE LIBROS</w:t>
-      </w:r>
-    </w:p>
-    <w:p>
-      <w:pPr>
-        <w:jc w:val="both"/>
-        <w:rPr>
-          <w:sz w:val="6"/>
-          <w:szCs w:val="6"/>
-        </w:rPr>
-      </w:pPr>
     </w:p>
     <w:p>
       <w:pPr>
@@ -3157,7 +3220,7 @@
         <w:pStyle w:val="Prrafodelista"/>
         <w:numPr>
           <w:ilvl w:val="0"/>
-          <w:numId w:val="2"/>
+          <w:numId w:val="3"/>
         </w:numPr>
         <w:jc w:val="both"/>
         <w:rPr>
@@ -3184,7 +3247,21 @@
           <w:sz w:val="22"/>
           <w:szCs w:val="22"/>
         </w:rPr>
-        <w:t xml:space="preserve">este paso es utilizado cuando se quiere registrar el préstamo de un libro a un usuario, para ello se deberá seleccionar el Libro del combo Libros y posteriormente se deberá seleccionar el usuario del combo usuarios, posteriormente se debe presionar el botón “Registrar Préstamo”, en este proceso se validará si el libro está disponible y si existe disponibilidad se </w:t>
+        <w:t>este paso es utilizado cuando se quiere registrar el préstamo de un libro a un usuario, para ello se deberá seleccionar el Libro del combo Libros y posteriormente se deberá seleccionar el usuario del combo usuarios, posteriormente se debe presionar el botón “Registrar Préstamo”, en este proceso se validará si el libro está disponible y e</w:t>
+      </w:r>
+      <w:r>
+        <w:rPr>
+          <w:sz w:val="22"/>
+          <w:szCs w:val="22"/>
+        </w:rPr>
+        <w:t>n caso no exista problema</w:t>
+      </w:r>
+      <w:r>
+        <w:rPr>
+          <w:sz w:val="22"/>
+          <w:szCs w:val="22"/>
+        </w:rPr>
+        <w:t xml:space="preserve"> se </w:t>
       </w:r>
       <w:proofErr w:type="gramStart"/>
       <w:r>
@@ -3207,23 +3284,7 @@
           <w:sz w:val="22"/>
           <w:szCs w:val="22"/>
         </w:rPr>
-        <w:t xml:space="preserve">; se mostrará el nuevo libro en el cuadro de Listado de Libros. Podrás notar que se visualiza el estado del Libro, es decir que </w:t>
-      </w:r>
-      <w:proofErr w:type="spellStart"/>
-      <w:r>
-        <w:rPr>
-          <w:sz w:val="22"/>
-          <w:szCs w:val="22"/>
-        </w:rPr>
-        <w:t>esta</w:t>
-      </w:r>
-      <w:proofErr w:type="spellEnd"/>
-      <w:r>
-        <w:rPr>
-          <w:sz w:val="22"/>
-          <w:szCs w:val="22"/>
-        </w:rPr>
-        <w:t xml:space="preserve"> Disponible (True), esto será útil para el proceso de Préstamos.</w:t>
+        <w:t xml:space="preserve">; se mostrará el nuevo libro en el cuadro de Listado de Libros. </w:t>
       </w:r>
     </w:p>
     <w:p>
@@ -3238,21 +3299,22 @@
       </w:pPr>
       <w:r>
         <w:rPr>
-          <w:noProof/>
+          <w:sz w:val="22"/>
+          <w:szCs w:val="22"/>
         </w:rPr>
         <w:drawing>
-          <wp:anchor distT="0" distB="0" distL="114300" distR="114300" simplePos="0" relativeHeight="251697152" behindDoc="0" locked="0" layoutInCell="1" allowOverlap="1" wp14:anchorId="249253F4" wp14:editId="1CAB86C4">
+          <wp:anchor distT="0" distB="0" distL="114300" distR="114300" simplePos="0" relativeHeight="251699200" behindDoc="0" locked="0" layoutInCell="1" allowOverlap="1" wp14:anchorId="2CA52679" wp14:editId="7231CDCC">
             <wp:simplePos x="0" y="0"/>
             <wp:positionH relativeFrom="column">
-              <wp:posOffset>2844165</wp:posOffset>
+              <wp:posOffset>2156495</wp:posOffset>
             </wp:positionH>
             <wp:positionV relativeFrom="paragraph">
-              <wp:posOffset>97790</wp:posOffset>
+              <wp:posOffset>197485</wp:posOffset>
             </wp:positionV>
-            <wp:extent cx="1913890" cy="1445260"/>
-            <wp:effectExtent l="0" t="0" r="0" b="2540"/>
+            <wp:extent cx="1783080" cy="1442085"/>
+            <wp:effectExtent l="0" t="0" r="7620" b="5715"/>
             <wp:wrapSquare wrapText="bothSides"/>
-            <wp:docPr id="1516333705" name="Imagen 1"/>
+            <wp:docPr id="1621854127" name="Imagen 1"/>
             <wp:cNvGraphicFramePr>
               <a:graphicFrameLocks xmlns:a="http://schemas.openxmlformats.org/drawingml/2006/main" noChangeAspect="1"/>
             </wp:cNvGraphicFramePr>
@@ -3260,11 +3322,11 @@
               <a:graphicData uri="http://schemas.openxmlformats.org/drawingml/2006/picture">
                 <pic:pic xmlns:pic="http://schemas.openxmlformats.org/drawingml/2006/picture">
                   <pic:nvPicPr>
-                    <pic:cNvPr id="1569518462" name=""/>
+                    <pic:cNvPr id="1621854127" name=""/>
                     <pic:cNvPicPr/>
                   </pic:nvPicPr>
                   <pic:blipFill>
-                    <a:blip r:embed="rId21" cstate="print">
+                    <a:blip r:embed="rId29" cstate="print">
                       <a:extLst>
                         <a:ext uri="{28A0092B-C50C-407E-A947-70E740481C1C}">
                           <a14:useLocalDpi xmlns:a14="http://schemas.microsoft.com/office/drawing/2010/main" val="0"/>
@@ -3278,7 +3340,61 @@
                   <pic:spPr>
                     <a:xfrm>
                       <a:off x="0" y="0"/>
-                      <a:ext cx="1913890" cy="1445260"/>
+                      <a:ext cx="1783080" cy="1442085"/>
+                    </a:xfrm>
+                    <a:prstGeom prst="rect">
+                      <a:avLst/>
+                    </a:prstGeom>
+                  </pic:spPr>
+                </pic:pic>
+              </a:graphicData>
+            </a:graphic>
+          </wp:anchor>
+        </w:drawing>
+      </w:r>
+      <w:r>
+        <w:rPr>
+          <w:noProof/>
+        </w:rPr>
+        <w:drawing>
+          <wp:anchor distT="0" distB="0" distL="114300" distR="114300" simplePos="0" relativeHeight="251698176" behindDoc="0" locked="0" layoutInCell="1" allowOverlap="1" wp14:anchorId="6F2E0F79" wp14:editId="51818E02">
+            <wp:simplePos x="0" y="0"/>
+            <wp:positionH relativeFrom="column">
+              <wp:posOffset>265430</wp:posOffset>
+            </wp:positionH>
+            <wp:positionV relativeFrom="paragraph">
+              <wp:posOffset>197485</wp:posOffset>
+            </wp:positionV>
+            <wp:extent cx="1754505" cy="1424940"/>
+            <wp:effectExtent l="0" t="0" r="0" b="3810"/>
+            <wp:wrapSquare wrapText="bothSides"/>
+            <wp:docPr id="1611260368" name="Imagen 1"/>
+            <wp:cNvGraphicFramePr>
+              <a:graphicFrameLocks xmlns:a="http://schemas.openxmlformats.org/drawingml/2006/main" noChangeAspect="1"/>
+            </wp:cNvGraphicFramePr>
+            <a:graphic xmlns:a="http://schemas.openxmlformats.org/drawingml/2006/main">
+              <a:graphicData uri="http://schemas.openxmlformats.org/drawingml/2006/picture">
+                <pic:pic xmlns:pic="http://schemas.openxmlformats.org/drawingml/2006/picture">
+                  <pic:nvPicPr>
+                    <pic:cNvPr id="1611260368" name=""/>
+                    <pic:cNvPicPr/>
+                  </pic:nvPicPr>
+                  <pic:blipFill>
+                    <a:blip r:embed="rId30" cstate="print">
+                      <a:extLst>
+                        <a:ext uri="{28A0092B-C50C-407E-A947-70E740481C1C}">
+                          <a14:useLocalDpi xmlns:a14="http://schemas.microsoft.com/office/drawing/2010/main" val="0"/>
+                        </a:ext>
+                      </a:extLst>
+                    </a:blip>
+                    <a:stretch>
+                      <a:fillRect/>
+                    </a:stretch>
+                  </pic:blipFill>
+                  <pic:spPr>
+                    <a:xfrm>
+                      <a:off x="0" y="0"/>
+                      <a:ext cx="1754505" cy="1424940"/>
                     </a:xfrm>
                     <a:prstGeom prst="rect">
                       <a:avLst/>
@@ -3302,18 +3418,18 @@
           <w:szCs w:val="22"/>
         </w:rPr>
         <w:drawing>
-          <wp:anchor distT="0" distB="0" distL="114300" distR="114300" simplePos="0" relativeHeight="251696128" behindDoc="0" locked="0" layoutInCell="1" allowOverlap="1" wp14:anchorId="7B5DDFD9" wp14:editId="5B616F15">
+          <wp:anchor distT="0" distB="0" distL="114300" distR="114300" simplePos="0" relativeHeight="251700224" behindDoc="0" locked="0" layoutInCell="1" allowOverlap="1" wp14:anchorId="3F879DDA" wp14:editId="7BB0FA99">
             <wp:simplePos x="0" y="0"/>
             <wp:positionH relativeFrom="column">
-              <wp:posOffset>691720</wp:posOffset>
+              <wp:posOffset>4099560</wp:posOffset>
             </wp:positionH>
             <wp:positionV relativeFrom="paragraph">
-              <wp:posOffset>103434</wp:posOffset>
+              <wp:posOffset>199390</wp:posOffset>
             </wp:positionV>
-            <wp:extent cx="1896745" cy="1445260"/>
-            <wp:effectExtent l="0" t="0" r="8255" b="2540"/>
+            <wp:extent cx="1783080" cy="1440815"/>
+            <wp:effectExtent l="0" t="0" r="7620" b="6985"/>
             <wp:wrapSquare wrapText="bothSides"/>
-            <wp:docPr id="1174101208" name="Imagen 1"/>
+            <wp:docPr id="474611051" name="Imagen 1"/>
             <wp:cNvGraphicFramePr>
               <a:graphicFrameLocks xmlns:a="http://schemas.openxmlformats.org/drawingml/2006/main" noChangeAspect="1"/>
             </wp:cNvGraphicFramePr>
@@ -3321,11 +3437,11 @@
               <a:graphicData uri="http://schemas.openxmlformats.org/drawingml/2006/picture">
                 <pic:pic xmlns:pic="http://schemas.openxmlformats.org/drawingml/2006/picture">
                   <pic:nvPicPr>
-                    <pic:cNvPr id="1322742788" name=""/>
+                    <pic:cNvPr id="474611051" name=""/>
                     <pic:cNvPicPr/>
                   </pic:nvPicPr>
                   <pic:blipFill>
-                    <a:blip r:embed="rId22" cstate="print">
+                    <a:blip r:embed="rId31" cstate="print">
                       <a:extLst>
                         <a:ext uri="{28A0092B-C50C-407E-A947-70E740481C1C}">
                           <a14:useLocalDpi xmlns:a14="http://schemas.microsoft.com/office/drawing/2010/main" val="0"/>
@@ -3339,7 +3455,208 @@
                   <pic:spPr>
                     <a:xfrm>
                       <a:off x="0" y="0"/>
-                      <a:ext cx="1896745" cy="1445260"/>
+                      <a:ext cx="1783080" cy="1440815"/>
+                    </a:xfrm>
+                    <a:prstGeom prst="rect">
+                      <a:avLst/>
+                    </a:prstGeom>
+                  </pic:spPr>
+                </pic:pic>
+              </a:graphicData>
+            </a:graphic>
+          </wp:anchor>
+        </w:drawing>
+      </w:r>
+      <w:r>
+        <w:rPr>
+          <w:noProof/>
+        </w:rPr>
+        <w:t xml:space="preserve"> </w:t>
+      </w:r>
+      <w:r>
+        <w:rPr>
+          <w:noProof/>
+        </w:rPr>
+        <w:t xml:space="preserve"> </w:t>
+      </w:r>
+    </w:p>
+    <w:p>
+      <w:pPr>
+        <w:jc w:val="both"/>
+        <w:rPr>
+          <w:sz w:val="22"/>
+          <w:szCs w:val="22"/>
+        </w:rPr>
+      </w:pPr>
+    </w:p>
+    <w:p>
+      <w:pPr>
+        <w:ind w:left="360"/>
+        <w:jc w:val="both"/>
+        <w:rPr>
+          <w:sz w:val="22"/>
+          <w:szCs w:val="22"/>
+        </w:rPr>
+      </w:pPr>
+      <w:r>
+        <w:rPr>
+          <w:sz w:val="22"/>
+          <w:szCs w:val="22"/>
+        </w:rPr>
+        <w:t xml:space="preserve">En el listado de Préstamos podemos observar el detalle </w:t>
+      </w:r>
+      <w:r>
+        <w:rPr>
+          <w:sz w:val="22"/>
+          <w:szCs w:val="22"/>
+        </w:rPr>
+        <w:t>Id del Préstamo,</w:t>
+      </w:r>
+      <w:r>
+        <w:rPr>
+          <w:sz w:val="22"/>
+          <w:szCs w:val="22"/>
+        </w:rPr>
+        <w:t xml:space="preserve"> Id </w:t>
+      </w:r>
+      <w:r>
+        <w:rPr>
+          <w:sz w:val="22"/>
+          <w:szCs w:val="22"/>
+        </w:rPr>
+        <w:t xml:space="preserve">del </w:t>
+      </w:r>
+      <w:r>
+        <w:rPr>
+          <w:sz w:val="22"/>
+          <w:szCs w:val="22"/>
+        </w:rPr>
+        <w:t xml:space="preserve">Libro, Id </w:t>
+      </w:r>
+      <w:r>
+        <w:rPr>
+          <w:sz w:val="22"/>
+          <w:szCs w:val="22"/>
+        </w:rPr>
+        <w:t xml:space="preserve">del </w:t>
+      </w:r>
+      <w:r>
+        <w:rPr>
+          <w:sz w:val="22"/>
+          <w:szCs w:val="22"/>
+        </w:rPr>
+        <w:t xml:space="preserve">Usuario que ha realizado el préstamo, así como la fecha de ese proceso; adicionalmente podemos validar que está pendiente de Devolución. Si validamos en la gestión de Libros, para el caso </w:t>
+      </w:r>
+      <w:r>
+        <w:rPr>
+          <w:sz w:val="22"/>
+          <w:szCs w:val="22"/>
+        </w:rPr>
+        <w:t xml:space="preserve">de este ejemplo, </w:t>
+      </w:r>
+      <w:r>
+        <w:rPr>
+          <w:sz w:val="22"/>
+          <w:szCs w:val="22"/>
+        </w:rPr>
+        <w:t>el Libro “Don Quijote de la Mancha”</w:t>
+      </w:r>
+      <w:r>
+        <w:rPr>
+          <w:sz w:val="22"/>
+          <w:szCs w:val="22"/>
+        </w:rPr>
+        <w:t>,</w:t>
+      </w:r>
+      <w:r>
+        <w:rPr>
+          <w:sz w:val="22"/>
+          <w:szCs w:val="22"/>
+        </w:rPr>
+        <w:t xml:space="preserve"> verificaremos que dicho Libro no </w:t>
+      </w:r>
+      <w:r>
+        <w:rPr>
+          <w:sz w:val="22"/>
+          <w:szCs w:val="22"/>
+        </w:rPr>
+        <w:t>está</w:t>
+      </w:r>
+      <w:r>
+        <w:rPr>
+          <w:sz w:val="22"/>
+          <w:szCs w:val="22"/>
+        </w:rPr>
+        <w:t xml:space="preserve"> Disponible (False) y en caso de querer realizar un préstamo del mismo nos dará un mensaje </w:t>
+      </w:r>
+      <w:r>
+        <w:rPr>
+          <w:sz w:val="22"/>
+          <w:szCs w:val="22"/>
+        </w:rPr>
+        <w:t>de error</w:t>
+      </w:r>
+      <w:r>
+        <w:rPr>
+          <w:sz w:val="22"/>
+          <w:szCs w:val="22"/>
+        </w:rPr>
+        <w:t>:</w:t>
+      </w:r>
+    </w:p>
+    <w:p>
+      <w:pPr>
+        <w:ind w:left="360"/>
+        <w:jc w:val="both"/>
+        <w:rPr>
+          <w:sz w:val="22"/>
+          <w:szCs w:val="22"/>
+        </w:rPr>
+      </w:pPr>
+      <w:r>
+        <w:rPr>
+          <w:sz w:val="22"/>
+          <w:szCs w:val="22"/>
+        </w:rPr>
+        <w:drawing>
+          <wp:anchor distT="0" distB="0" distL="114300" distR="114300" simplePos="0" relativeHeight="251705344" behindDoc="0" locked="0" layoutInCell="1" allowOverlap="1" wp14:anchorId="0A2AF4C3" wp14:editId="2F12FED6">
+            <wp:simplePos x="0" y="0"/>
+            <wp:positionH relativeFrom="margin">
+              <wp:posOffset>3025235</wp:posOffset>
+            </wp:positionH>
+            <wp:positionV relativeFrom="paragraph">
+              <wp:posOffset>7277</wp:posOffset>
+            </wp:positionV>
+            <wp:extent cx="1953749" cy="1270791"/>
+            <wp:effectExtent l="0" t="0" r="8890" b="5715"/>
+            <wp:wrapSquare wrapText="bothSides"/>
+            <wp:docPr id="1999359765" name="Imagen 1"/>
+            <wp:cNvGraphicFramePr>
+              <a:graphicFrameLocks xmlns:a="http://schemas.openxmlformats.org/drawingml/2006/main" noChangeAspect="1"/>
+            </wp:cNvGraphicFramePr>
+            <a:graphic xmlns:a="http://schemas.openxmlformats.org/drawingml/2006/main">
+              <a:graphicData uri="http://schemas.openxmlformats.org/drawingml/2006/picture">
+                <pic:pic xmlns:pic="http://schemas.openxmlformats.org/drawingml/2006/picture">
+                  <pic:nvPicPr>
+                    <pic:cNvPr id="1999359765" name=""/>
+                    <pic:cNvPicPr/>
+                  </pic:nvPicPr>
+                  <pic:blipFill>
+                    <a:blip r:embed="rId32" cstate="print">
+                      <a:extLst>
+                        <a:ext uri="{28A0092B-C50C-407E-A947-70E740481C1C}">
+                          <a14:useLocalDpi xmlns:a14="http://schemas.microsoft.com/office/drawing/2010/main" val="0"/>
+                        </a:ext>
+                      </a:extLst>
+                    </a:blip>
+                    <a:stretch>
+                      <a:fillRect/>
+                    </a:stretch>
+                  </pic:blipFill>
+                  <pic:spPr>
+                    <a:xfrm>
+                      <a:off x="0" y="0"/>
+                      <a:ext cx="1953749" cy="1270791"/>
                     </a:xfrm>
                     <a:prstGeom prst="rect">
                       <a:avLst/>
@@ -3360,14 +3677,180 @@
       <w:r>
         <w:rPr>
           <w:noProof/>
-        </w:rPr>
-        <w:t xml:space="preserve"> </w:t>
-      </w:r>
-      <w:r>
-        <w:rPr>
-          <w:noProof/>
-        </w:rPr>
-        <w:t xml:space="preserve"> </w:t>
+          <w:sz w:val="22"/>
+          <w:szCs w:val="22"/>
+        </w:rPr>
+        <mc:AlternateContent>
+          <mc:Choice Requires="wpg">
+            <w:drawing>
+              <wp:anchor distT="0" distB="0" distL="114300" distR="114300" simplePos="0" relativeHeight="251704320" behindDoc="0" locked="0" layoutInCell="1" allowOverlap="1" wp14:anchorId="436F7026" wp14:editId="3FA3D2E2">
+                <wp:simplePos x="0" y="0"/>
+                <wp:positionH relativeFrom="column">
+                  <wp:posOffset>407204</wp:posOffset>
+                </wp:positionH>
+                <wp:positionV relativeFrom="paragraph">
+                  <wp:posOffset>32070</wp:posOffset>
+                </wp:positionV>
+                <wp:extent cx="2214245" cy="1294765"/>
+                <wp:effectExtent l="0" t="0" r="52705" b="635"/>
+                <wp:wrapNone/>
+                <wp:docPr id="1438327621" name="Grupo 5"/>
+                <wp:cNvGraphicFramePr/>
+                <a:graphic xmlns:a="http://schemas.openxmlformats.org/drawingml/2006/main">
+                  <a:graphicData uri="http://schemas.microsoft.com/office/word/2010/wordprocessingGroup">
+                    <wpg:wgp>
+                      <wpg:cNvGrpSpPr/>
+                      <wpg:grpSpPr>
+                        <a:xfrm>
+                          <a:off x="0" y="0"/>
+                          <a:ext cx="2214245" cy="1294765"/>
+                          <a:chOff x="0" y="0"/>
+                          <a:chExt cx="2214789" cy="1294765"/>
+                        </a:xfrm>
+                      </wpg:grpSpPr>
+                      <pic:pic xmlns:pic="http://schemas.openxmlformats.org/drawingml/2006/picture">
+                        <pic:nvPicPr>
+                          <pic:cNvPr id="1336116709" name="Imagen 1"/>
+                          <pic:cNvPicPr>
+                            <a:picLocks noChangeAspect="1"/>
+                          </pic:cNvPicPr>
+                        </pic:nvPicPr>
+                        <pic:blipFill>
+                          <a:blip r:embed="rId33">
+                            <a:extLst>
+                              <a:ext uri="{28A0092B-C50C-407E-A947-70E740481C1C}">
+                                <a14:useLocalDpi xmlns:a14="http://schemas.microsoft.com/office/drawing/2010/main" val="0"/>
+                              </a:ext>
+                            </a:extLst>
+                          </a:blip>
+                          <a:stretch>
+                            <a:fillRect/>
+                          </a:stretch>
+                        </pic:blipFill>
+                        <pic:spPr>
+                          <a:xfrm>
+                            <a:off x="0" y="0"/>
+                            <a:ext cx="2203450" cy="1294765"/>
+                          </a:xfrm>
+                          <a:prstGeom prst="rect">
+                            <a:avLst/>
+                          </a:prstGeom>
+                        </pic:spPr>
+                      </pic:pic>
+                      <w14:contentPart bwMode="auto" r:id="rId34">
+                        <w14:nvContentPartPr>
+                          <w14:cNvPr id="173060706" name="Entrada de lápiz 4"/>
+                          <w14:cNvContentPartPr/>
+                        </w14:nvContentPartPr>
+                        <w14:xfrm>
+                          <a:off x="1403259" y="1066118"/>
+                          <a:ext cx="811530" cy="183515"/>
+                        </w14:xfrm>
+                      </w14:contentPart>
+                    </wpg:wgp>
+                  </a:graphicData>
+                </a:graphic>
+              </wp:anchor>
+            </w:drawing>
+          </mc:Choice>
+          <mc:Fallback>
+            <w:pict>
+              <v:group w14:anchorId="42458086" id="Grupo 5" o:spid="_x0000_s1026" style="position:absolute;margin-left:32.05pt;margin-top:2.55pt;width:174.35pt;height:101.95pt;z-index:251704320" coordsize="22147,12947" o:gfxdata="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">
+                <v:shape id="Imagen 1" o:spid="_x0000_s1027" type="#_x0000_t75" style="position:absolute;width:22034;height:12947;visibility:visible;mso-wrap-style:square" o:gfxdata="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">
+                  <v:imagedata r:id="rId35" o:title=""/>
+                </v:shape>
+                <v:shape id="Entrada de lápiz 4" o:spid="_x0000_s1028" type="#_x0000_t75" style="position:absolute;left:13971;top:10600;width:8237;height:1957;visibility:visible;mso-wrap-style:square" o:gfxdata="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">
+                  <v:imagedata r:id="rId36" o:title=""/>
+                </v:shape>
+              </v:group>
+            </w:pict>
+          </mc:Fallback>
+        </mc:AlternateContent>
+      </w:r>
+    </w:p>
+    <w:p>
+      <w:pPr>
+        <w:ind w:left="360"/>
+        <w:jc w:val="both"/>
+        <w:rPr>
+          <w:sz w:val="22"/>
+          <w:szCs w:val="22"/>
+        </w:rPr>
+      </w:pPr>
+    </w:p>
+    <w:p>
+      <w:pPr>
+        <w:jc w:val="both"/>
+        <w:rPr>
+          <w:sz w:val="22"/>
+          <w:szCs w:val="22"/>
+        </w:rPr>
+      </w:pPr>
+    </w:p>
+    <w:p>
+      <w:pPr>
+        <w:jc w:val="both"/>
+        <w:rPr>
+          <w:sz w:val="22"/>
+          <w:szCs w:val="22"/>
+        </w:rPr>
+      </w:pPr>
+    </w:p>
+    <w:p>
+      <w:pPr>
+        <w:pStyle w:val="Prrafodelista"/>
+        <w:numPr>
+          <w:ilvl w:val="0"/>
+          <w:numId w:val="3"/>
+        </w:numPr>
+        <w:jc w:val="both"/>
+        <w:rPr>
+          <w:sz w:val="22"/>
+          <w:szCs w:val="22"/>
+        </w:rPr>
+      </w:pPr>
+      <w:r>
+        <w:rPr>
+          <w:sz w:val="22"/>
+          <w:szCs w:val="22"/>
+        </w:rPr>
+        <w:lastRenderedPageBreak/>
+        <w:t>Devolver Libro: para esta opción debemos seleccionar del Listado de Préstamos, el Préstamo que deseamos devolver y presionar el botón “Devolver Libro”</w:t>
+      </w:r>
+      <w:r>
+        <w:rPr>
+          <w:sz w:val="22"/>
+          <w:szCs w:val="22"/>
+        </w:rPr>
+        <w:t xml:space="preserve">; se actualizarán los datos del Préstamo en el Listado de Préstamos, actualizando la fecha de Devolución y </w:t>
+      </w:r>
+      <w:r>
+        <w:rPr>
+          <w:sz w:val="22"/>
+          <w:szCs w:val="22"/>
+        </w:rPr>
+        <w:t>se mostrara el mensaje de “</w:t>
+      </w:r>
+      <w:r>
+        <w:rPr>
+          <w:sz w:val="22"/>
+          <w:szCs w:val="22"/>
+        </w:rPr>
+        <w:t>Libro devuelto exitosamente</w:t>
+      </w:r>
+      <w:r>
+        <w:rPr>
+          <w:sz w:val="22"/>
+          <w:szCs w:val="22"/>
+        </w:rPr>
+        <w:t>”</w:t>
+      </w:r>
+      <w:r>
+        <w:rPr>
+          <w:sz w:val="22"/>
+          <w:szCs w:val="22"/>
+        </w:rPr>
+        <w:t>:</w:t>
       </w:r>
     </w:p>
     <w:p>
@@ -3380,54 +3863,698 @@
           <w:szCs w:val="22"/>
         </w:rPr>
       </w:pPr>
-    </w:p>
-    <w:p>
-      <w:pPr>
-        <w:jc w:val="both"/>
-        <w:rPr>
-          <w:sz w:val="22"/>
-          <w:szCs w:val="22"/>
-        </w:rPr>
-      </w:pPr>
-    </w:p>
-    <w:p>
-      <w:pPr>
-        <w:jc w:val="both"/>
-        <w:rPr>
-          <w:sz w:val="22"/>
-          <w:szCs w:val="22"/>
-        </w:rPr>
-      </w:pPr>
-    </w:p>
-    <w:p>
-      <w:pPr>
-        <w:jc w:val="both"/>
-        <w:rPr>
-          <w:sz w:val="22"/>
-          <w:szCs w:val="22"/>
-        </w:rPr>
-      </w:pPr>
-    </w:p>
-    <w:p>
-      <w:pPr>
-        <w:jc w:val="both"/>
-        <w:rPr>
-          <w:sz w:val="22"/>
-          <w:szCs w:val="22"/>
-        </w:rPr>
-      </w:pPr>
-    </w:p>
-    <w:p>
-      <w:pPr>
-        <w:jc w:val="both"/>
-        <w:rPr>
-          <w:sz w:val="22"/>
-          <w:szCs w:val="22"/>
-        </w:rPr>
-      </w:pPr>
+      <w:r>
+        <w:drawing>
+          <wp:anchor distT="0" distB="0" distL="114300" distR="114300" simplePos="0" relativeHeight="251706368" behindDoc="0" locked="0" layoutInCell="1" allowOverlap="1" wp14:anchorId="457CB6B3" wp14:editId="28A1FE95">
+            <wp:simplePos x="0" y="0"/>
+            <wp:positionH relativeFrom="column">
+              <wp:posOffset>690738</wp:posOffset>
+            </wp:positionH>
+            <wp:positionV relativeFrom="paragraph">
+              <wp:posOffset>18415</wp:posOffset>
+            </wp:positionV>
+            <wp:extent cx="1970405" cy="1604010"/>
+            <wp:effectExtent l="0" t="0" r="0" b="0"/>
+            <wp:wrapSquare wrapText="bothSides"/>
+            <wp:docPr id="1613385608" name="Imagen 1"/>
+            <wp:cNvGraphicFramePr>
+              <a:graphicFrameLocks xmlns:a="http://schemas.openxmlformats.org/drawingml/2006/main" noChangeAspect="1"/>
+            </wp:cNvGraphicFramePr>
+            <a:graphic xmlns:a="http://schemas.openxmlformats.org/drawingml/2006/main">
+              <a:graphicData uri="http://schemas.openxmlformats.org/drawingml/2006/picture">
+                <pic:pic xmlns:pic="http://schemas.openxmlformats.org/drawingml/2006/picture">
+                  <pic:nvPicPr>
+                    <pic:cNvPr id="1613385608" name=""/>
+                    <pic:cNvPicPr/>
+                  </pic:nvPicPr>
+                  <pic:blipFill>
+                    <a:blip r:embed="rId37" cstate="print">
+                      <a:extLst>
+                        <a:ext uri="{28A0092B-C50C-407E-A947-70E740481C1C}">
+                          <a14:useLocalDpi xmlns:a14="http://schemas.microsoft.com/office/drawing/2010/main" val="0"/>
+                        </a:ext>
+                      </a:extLst>
+                    </a:blip>
+                    <a:stretch>
+                      <a:fillRect/>
+                    </a:stretch>
+                  </pic:blipFill>
+                  <pic:spPr>
+                    <a:xfrm>
+                      <a:off x="0" y="0"/>
+                      <a:ext cx="1970405" cy="1604010"/>
+                    </a:xfrm>
+                    <a:prstGeom prst="rect">
+                      <a:avLst/>
+                    </a:prstGeom>
+                  </pic:spPr>
+                </pic:pic>
+              </a:graphicData>
+            </a:graphic>
+            <wp14:sizeRelH relativeFrom="margin">
+              <wp14:pctWidth>0</wp14:pctWidth>
+            </wp14:sizeRelH>
+            <wp14:sizeRelV relativeFrom="margin">
+              <wp14:pctHeight>0</wp14:pctHeight>
+            </wp14:sizeRelV>
+          </wp:anchor>
+        </w:drawing>
+      </w:r>
+      <w:r>
+        <w:rPr>
+          <w:sz w:val="22"/>
+          <w:szCs w:val="22"/>
+        </w:rPr>
+        <w:drawing>
+          <wp:anchor distT="0" distB="0" distL="114300" distR="114300" simplePos="0" relativeHeight="251707392" behindDoc="0" locked="0" layoutInCell="1" allowOverlap="1" wp14:anchorId="0C439FB4" wp14:editId="050D3357">
+            <wp:simplePos x="0" y="0"/>
+            <wp:positionH relativeFrom="column">
+              <wp:posOffset>3037205</wp:posOffset>
+            </wp:positionH>
+            <wp:positionV relativeFrom="paragraph">
+              <wp:posOffset>1270</wp:posOffset>
+            </wp:positionV>
+            <wp:extent cx="1976120" cy="1610360"/>
+            <wp:effectExtent l="0" t="0" r="5080" b="8890"/>
+            <wp:wrapSquare wrapText="bothSides"/>
+            <wp:docPr id="1312163568" name="Imagen 1"/>
+            <wp:cNvGraphicFramePr>
+              <a:graphicFrameLocks xmlns:a="http://schemas.openxmlformats.org/drawingml/2006/main" noChangeAspect="1"/>
+            </wp:cNvGraphicFramePr>
+            <a:graphic xmlns:a="http://schemas.openxmlformats.org/drawingml/2006/main">
+              <a:graphicData uri="http://schemas.openxmlformats.org/drawingml/2006/picture">
+                <pic:pic xmlns:pic="http://schemas.openxmlformats.org/drawingml/2006/picture">
+                  <pic:nvPicPr>
+                    <pic:cNvPr id="1312163568" name=""/>
+                    <pic:cNvPicPr/>
+                  </pic:nvPicPr>
+                  <pic:blipFill>
+                    <a:blip r:embed="rId38" cstate="print">
+                      <a:extLst>
+                        <a:ext uri="{28A0092B-C50C-407E-A947-70E740481C1C}">
+                          <a14:useLocalDpi xmlns:a14="http://schemas.microsoft.com/office/drawing/2010/main" val="0"/>
+                        </a:ext>
+                      </a:extLst>
+                    </a:blip>
+                    <a:stretch>
+                      <a:fillRect/>
+                    </a:stretch>
+                  </pic:blipFill>
+                  <pic:spPr>
+                    <a:xfrm>
+                      <a:off x="0" y="0"/>
+                      <a:ext cx="1976120" cy="1610360"/>
+                    </a:xfrm>
+                    <a:prstGeom prst="rect">
+                      <a:avLst/>
+                    </a:prstGeom>
+                  </pic:spPr>
+                </pic:pic>
+              </a:graphicData>
+            </a:graphic>
+            <wp14:sizeRelH relativeFrom="margin">
+              <wp14:pctWidth>0</wp14:pctWidth>
+            </wp14:sizeRelH>
+            <wp14:sizeRelV relativeFrom="margin">
+              <wp14:pctHeight>0</wp14:pctHeight>
+            </wp14:sizeRelV>
+          </wp:anchor>
+        </w:drawing>
+      </w:r>
+    </w:p>
+    <w:p>
+      <w:pPr>
+        <w:pStyle w:val="Prrafodelista"/>
+        <w:ind w:left="360"/>
+        <w:jc w:val="both"/>
+        <w:rPr>
+          <w:sz w:val="22"/>
+          <w:szCs w:val="22"/>
+        </w:rPr>
+      </w:pPr>
+    </w:p>
+    <w:p>
+      <w:pPr>
+        <w:jc w:val="both"/>
+        <w:rPr>
+          <w:sz w:val="22"/>
+          <w:szCs w:val="22"/>
+        </w:rPr>
+      </w:pPr>
+    </w:p>
+    <w:p>
+      <w:pPr>
+        <w:jc w:val="both"/>
+        <w:rPr>
+          <w:sz w:val="22"/>
+          <w:szCs w:val="22"/>
+        </w:rPr>
+      </w:pPr>
+    </w:p>
+    <w:p>
+      <w:pPr>
+        <w:jc w:val="both"/>
+        <w:rPr>
+          <w:sz w:val="22"/>
+          <w:szCs w:val="22"/>
+        </w:rPr>
+      </w:pPr>
+    </w:p>
+    <w:p>
+      <w:pPr>
+        <w:jc w:val="both"/>
+        <w:rPr>
+          <w:sz w:val="22"/>
+          <w:szCs w:val="22"/>
+        </w:rPr>
+      </w:pPr>
+    </w:p>
+    <w:p>
+      <w:pPr>
+        <w:ind w:left="708"/>
+        <w:jc w:val="both"/>
+        <w:rPr>
+          <w:sz w:val="22"/>
+          <w:szCs w:val="22"/>
+        </w:rPr>
+      </w:pPr>
+      <w:r>
+        <w:rPr>
+          <w:sz w:val="22"/>
+          <w:szCs w:val="22"/>
+        </w:rPr>
+        <w:drawing>
+          <wp:anchor distT="0" distB="0" distL="114300" distR="114300" simplePos="0" relativeHeight="251708416" behindDoc="0" locked="0" layoutInCell="1" allowOverlap="1" wp14:anchorId="0919DA0B" wp14:editId="67342F7A">
+            <wp:simplePos x="0" y="0"/>
+            <wp:positionH relativeFrom="column">
+              <wp:posOffset>658988</wp:posOffset>
+            </wp:positionH>
+            <wp:positionV relativeFrom="paragraph">
+              <wp:posOffset>687070</wp:posOffset>
+            </wp:positionV>
+            <wp:extent cx="1998980" cy="1621155"/>
+            <wp:effectExtent l="0" t="0" r="1270" b="0"/>
+            <wp:wrapSquare wrapText="bothSides"/>
+            <wp:docPr id="473580650" name="Imagen 1"/>
+            <wp:cNvGraphicFramePr>
+              <a:graphicFrameLocks xmlns:a="http://schemas.openxmlformats.org/drawingml/2006/main" noChangeAspect="1"/>
+            </wp:cNvGraphicFramePr>
+            <a:graphic xmlns:a="http://schemas.openxmlformats.org/drawingml/2006/main">
+              <a:graphicData uri="http://schemas.openxmlformats.org/drawingml/2006/picture">
+                <pic:pic xmlns:pic="http://schemas.openxmlformats.org/drawingml/2006/picture">
+                  <pic:nvPicPr>
+                    <pic:cNvPr id="473580650" name=""/>
+                    <pic:cNvPicPr/>
+                  </pic:nvPicPr>
+                  <pic:blipFill>
+                    <a:blip r:embed="rId39" cstate="print">
+                      <a:extLst>
+                        <a:ext uri="{28A0092B-C50C-407E-A947-70E740481C1C}">
+                          <a14:useLocalDpi xmlns:a14="http://schemas.microsoft.com/office/drawing/2010/main" val="0"/>
+                        </a:ext>
+                      </a:extLst>
+                    </a:blip>
+                    <a:stretch>
+                      <a:fillRect/>
+                    </a:stretch>
+                  </pic:blipFill>
+                  <pic:spPr>
+                    <a:xfrm>
+                      <a:off x="0" y="0"/>
+                      <a:ext cx="1998980" cy="1621155"/>
+                    </a:xfrm>
+                    <a:prstGeom prst="rect">
+                      <a:avLst/>
+                    </a:prstGeom>
+                  </pic:spPr>
+                </pic:pic>
+              </a:graphicData>
+            </a:graphic>
+            <wp14:sizeRelH relativeFrom="margin">
+              <wp14:pctWidth>0</wp14:pctWidth>
+            </wp14:sizeRelH>
+            <wp14:sizeRelV relativeFrom="margin">
+              <wp14:pctHeight>0</wp14:pctHeight>
+            </wp14:sizeRelV>
+          </wp:anchor>
+        </w:drawing>
+      </w:r>
+      <w:r>
+        <w:rPr>
+          <w:sz w:val="22"/>
+          <w:szCs w:val="22"/>
+        </w:rPr>
+        <w:t xml:space="preserve">A medida se van realizando diferentes movimientos de Préstamos se va actualizando el listado de Préstamos, detallando la fecha de devolución de un </w:t>
+      </w:r>
+      <w:r>
+        <w:rPr>
+          <w:sz w:val="22"/>
+          <w:szCs w:val="22"/>
+        </w:rPr>
+        <w:t xml:space="preserve">registro de </w:t>
+      </w:r>
+      <w:r>
+        <w:rPr>
+          <w:sz w:val="22"/>
+          <w:szCs w:val="22"/>
+        </w:rPr>
+        <w:t>préstamo y de igual forma se van actualizando los estados de disponibilidad de los Libros:</w:t>
+      </w:r>
+    </w:p>
+    <w:p>
+      <w:pPr>
+        <w:jc w:val="both"/>
+        <w:rPr>
+          <w:sz w:val="22"/>
+          <w:szCs w:val="22"/>
+        </w:rPr>
+      </w:pPr>
+      <w:r>
+        <w:rPr>
+          <w:sz w:val="22"/>
+          <w:szCs w:val="22"/>
+        </w:rPr>
+        <w:drawing>
+          <wp:anchor distT="0" distB="0" distL="114300" distR="114300" simplePos="0" relativeHeight="251709440" behindDoc="0" locked="0" layoutInCell="1" allowOverlap="1" wp14:anchorId="57E26915" wp14:editId="6115B41B">
+            <wp:simplePos x="0" y="0"/>
+            <wp:positionH relativeFrom="column">
+              <wp:posOffset>3107477</wp:posOffset>
+            </wp:positionH>
+            <wp:positionV relativeFrom="paragraph">
+              <wp:posOffset>-1270</wp:posOffset>
+            </wp:positionV>
+            <wp:extent cx="2112645" cy="1612900"/>
+            <wp:effectExtent l="0" t="0" r="1905" b="6350"/>
+            <wp:wrapSquare wrapText="bothSides"/>
+            <wp:docPr id="1898343617" name="Imagen 1"/>
+            <wp:cNvGraphicFramePr>
+              <a:graphicFrameLocks xmlns:a="http://schemas.openxmlformats.org/drawingml/2006/main" noChangeAspect="1"/>
+            </wp:cNvGraphicFramePr>
+            <a:graphic xmlns:a="http://schemas.openxmlformats.org/drawingml/2006/main">
+              <a:graphicData uri="http://schemas.openxmlformats.org/drawingml/2006/picture">
+                <pic:pic xmlns:pic="http://schemas.openxmlformats.org/drawingml/2006/picture">
+                  <pic:nvPicPr>
+                    <pic:cNvPr id="1898343617" name=""/>
+                    <pic:cNvPicPr/>
+                  </pic:nvPicPr>
+                  <pic:blipFill>
+                    <a:blip r:embed="rId40" cstate="print">
+                      <a:extLst>
+                        <a:ext uri="{28A0092B-C50C-407E-A947-70E740481C1C}">
+                          <a14:useLocalDpi xmlns:a14="http://schemas.microsoft.com/office/drawing/2010/main" val="0"/>
+                        </a:ext>
+                      </a:extLst>
+                    </a:blip>
+                    <a:stretch>
+                      <a:fillRect/>
+                    </a:stretch>
+                  </pic:blipFill>
+                  <pic:spPr>
+                    <a:xfrm>
+                      <a:off x="0" y="0"/>
+                      <a:ext cx="2112645" cy="1612900"/>
+                    </a:xfrm>
+                    <a:prstGeom prst="rect">
+                      <a:avLst/>
+                    </a:prstGeom>
+                  </pic:spPr>
+                </pic:pic>
+              </a:graphicData>
+            </a:graphic>
+            <wp14:sizeRelH relativeFrom="margin">
+              <wp14:pctWidth>0</wp14:pctWidth>
+            </wp14:sizeRelH>
+            <wp14:sizeRelV relativeFrom="margin">
+              <wp14:pctHeight>0</wp14:pctHeight>
+            </wp14:sizeRelV>
+          </wp:anchor>
+        </w:drawing>
+      </w:r>
+    </w:p>
+    <w:p>
+      <w:pPr>
+        <w:jc w:val="both"/>
+        <w:rPr>
+          <w:sz w:val="22"/>
+          <w:szCs w:val="22"/>
+        </w:rPr>
+      </w:pPr>
+    </w:p>
+    <w:p>
+      <w:pPr>
+        <w:jc w:val="both"/>
+        <w:rPr>
+          <w:sz w:val="22"/>
+          <w:szCs w:val="22"/>
+        </w:rPr>
+      </w:pPr>
+    </w:p>
+    <w:p>
+      <w:pPr>
+        <w:jc w:val="both"/>
+        <w:rPr>
+          <w:sz w:val="22"/>
+          <w:szCs w:val="22"/>
+        </w:rPr>
+      </w:pPr>
+    </w:p>
+    <w:p>
+      <w:pPr>
+        <w:jc w:val="both"/>
+        <w:rPr>
+          <w:sz w:val="22"/>
+          <w:szCs w:val="22"/>
+        </w:rPr>
+      </w:pPr>
+    </w:p>
+    <w:p>
+      <w:pPr>
+        <w:jc w:val="both"/>
+        <w:rPr>
+          <w:sz w:val="22"/>
+          <w:szCs w:val="22"/>
+        </w:rPr>
+      </w:pPr>
+    </w:p>
+    <w:p>
+      <w:pPr>
+        <w:jc w:val="both"/>
+        <w:rPr>
+          <w:b/>
+          <w:bCs/>
+          <w:sz w:val="22"/>
+          <w:szCs w:val="22"/>
+        </w:rPr>
+      </w:pPr>
+      <w:r>
+        <w:rPr>
+          <w:b/>
+          <w:bCs/>
+          <w:sz w:val="22"/>
+          <w:szCs w:val="22"/>
+        </w:rPr>
+        <w:t>ESTADISTICAS</w:t>
+      </w:r>
+    </w:p>
+    <w:p>
+      <w:pPr>
+        <w:jc w:val="both"/>
+        <w:rPr>
+          <w:sz w:val="22"/>
+          <w:szCs w:val="22"/>
+        </w:rPr>
+      </w:pPr>
+      <w:r>
+        <w:rPr>
+          <w:sz w:val="22"/>
+          <w:szCs w:val="22"/>
+        </w:rPr>
+        <w:t>Al presionar el botón “</w:t>
+      </w:r>
+      <w:r>
+        <w:rPr>
+          <w:sz w:val="22"/>
+          <w:szCs w:val="22"/>
+        </w:rPr>
+        <w:t>Estadísticas</w:t>
+      </w:r>
+      <w:r>
+        <w:rPr>
+          <w:sz w:val="22"/>
+          <w:szCs w:val="22"/>
+        </w:rPr>
+        <w:t xml:space="preserve">” de la ventana principal del aplicativo, se abrirá una nueva ventana </w:t>
+      </w:r>
+      <w:r>
+        <w:rPr>
+          <w:sz w:val="22"/>
+          <w:szCs w:val="22"/>
+        </w:rPr>
+        <w:t>que mostrará diferentes estadísticas asociadas a los usuarios y los libros, para el caso se podrá visualizar los Libros más prestados, así como los usuarios con más actividad en la Biblioteca; estas estadísticas se muestran a nivel de datos listados como en una gráfica de barras. Estas estadísticas se alimentan en vivo de los movimientos de Libros y usuarios registrados en el Sistema.</w:t>
+      </w:r>
+    </w:p>
+    <w:p>
+      <w:pPr>
+        <w:jc w:val="both"/>
+        <w:rPr>
+          <w:sz w:val="22"/>
+          <w:szCs w:val="22"/>
+        </w:rPr>
+      </w:pPr>
+      <w:r>
+        <w:rPr>
+          <w:sz w:val="22"/>
+          <w:szCs w:val="22"/>
+        </w:rPr>
+        <w:drawing>
+          <wp:anchor distT="0" distB="0" distL="114300" distR="114300" simplePos="0" relativeHeight="251710464" behindDoc="1" locked="0" layoutInCell="1" allowOverlap="1" wp14:anchorId="69E6F46F" wp14:editId="6769BA35">
+            <wp:simplePos x="0" y="0"/>
+            <wp:positionH relativeFrom="column">
+              <wp:posOffset>833155</wp:posOffset>
+            </wp:positionH>
+            <wp:positionV relativeFrom="paragraph">
+              <wp:posOffset>12700</wp:posOffset>
+            </wp:positionV>
+            <wp:extent cx="4026535" cy="2041525"/>
+            <wp:effectExtent l="0" t="0" r="0" b="0"/>
+            <wp:wrapTight wrapText="bothSides">
+              <wp:wrapPolygon edited="0">
+                <wp:start x="0" y="0"/>
+                <wp:lineTo x="0" y="21365"/>
+                <wp:lineTo x="21460" y="21365"/>
+                <wp:lineTo x="21460" y="0"/>
+                <wp:lineTo x="0" y="0"/>
+              </wp:wrapPolygon>
+            </wp:wrapTight>
+            <wp:docPr id="709616181" name="Imagen 1"/>
+            <wp:cNvGraphicFramePr>
+              <a:graphicFrameLocks xmlns:a="http://schemas.openxmlformats.org/drawingml/2006/main" noChangeAspect="1"/>
+            </wp:cNvGraphicFramePr>
+            <a:graphic xmlns:a="http://schemas.openxmlformats.org/drawingml/2006/main">
+              <a:graphicData uri="http://schemas.openxmlformats.org/drawingml/2006/picture">
+                <pic:pic xmlns:pic="http://schemas.openxmlformats.org/drawingml/2006/picture">
+                  <pic:nvPicPr>
+                    <pic:cNvPr id="709616181" name=""/>
+                    <pic:cNvPicPr/>
+                  </pic:nvPicPr>
+                  <pic:blipFill>
+                    <a:blip r:embed="rId41">
+                      <a:extLst>
+                        <a:ext uri="{28A0092B-C50C-407E-A947-70E740481C1C}">
+                          <a14:useLocalDpi xmlns:a14="http://schemas.microsoft.com/office/drawing/2010/main" val="0"/>
+                        </a:ext>
+                      </a:extLst>
+                    </a:blip>
+                    <a:stretch>
+                      <a:fillRect/>
+                    </a:stretch>
+                  </pic:blipFill>
+                  <pic:spPr>
+                    <a:xfrm>
+                      <a:off x="0" y="0"/>
+                      <a:ext cx="4026535" cy="2041525"/>
+                    </a:xfrm>
+                    <a:prstGeom prst="rect">
+                      <a:avLst/>
+                    </a:prstGeom>
+                  </pic:spPr>
+                </pic:pic>
+              </a:graphicData>
+            </a:graphic>
+            <wp14:sizeRelH relativeFrom="margin">
+              <wp14:pctWidth>0</wp14:pctWidth>
+            </wp14:sizeRelH>
+            <wp14:sizeRelV relativeFrom="margin">
+              <wp14:pctHeight>0</wp14:pctHeight>
+            </wp14:sizeRelV>
+          </wp:anchor>
+        </w:drawing>
+      </w:r>
+    </w:p>
+    <w:p>
+      <w:pPr>
+        <w:jc w:val="both"/>
+        <w:rPr>
+          <w:sz w:val="22"/>
+          <w:szCs w:val="22"/>
+        </w:rPr>
+      </w:pPr>
+    </w:p>
+    <w:p>
+      <w:pPr>
+        <w:jc w:val="both"/>
+        <w:rPr>
+          <w:sz w:val="22"/>
+          <w:szCs w:val="22"/>
+        </w:rPr>
+      </w:pPr>
+    </w:p>
+    <w:p>
+      <w:pPr>
+        <w:jc w:val="both"/>
+        <w:rPr>
+          <w:sz w:val="22"/>
+          <w:szCs w:val="22"/>
+        </w:rPr>
+      </w:pPr>
+    </w:p>
+    <w:p>
+      <w:pPr>
+        <w:jc w:val="both"/>
+        <w:rPr>
+          <w:sz w:val="22"/>
+          <w:szCs w:val="22"/>
+        </w:rPr>
+      </w:pPr>
+    </w:p>
+    <w:p>
+      <w:pPr>
+        <w:jc w:val="both"/>
+        <w:rPr>
+          <w:sz w:val="22"/>
+          <w:szCs w:val="22"/>
+        </w:rPr>
+      </w:pPr>
+    </w:p>
+    <w:p>
+      <w:pPr>
+        <w:jc w:val="both"/>
+        <w:rPr>
+          <w:sz w:val="22"/>
+          <w:szCs w:val="22"/>
+        </w:rPr>
+      </w:pPr>
+    </w:p>
+    <w:p>
+      <w:pPr>
+        <w:jc w:val="both"/>
+        <w:rPr>
+          <w:sz w:val="22"/>
+          <w:szCs w:val="22"/>
+        </w:rPr>
+      </w:pPr>
+      <w:r>
+        <w:lastRenderedPageBreak/>
+        <w:drawing>
+          <wp:anchor distT="0" distB="0" distL="114300" distR="114300" simplePos="0" relativeHeight="251712512" behindDoc="1" locked="0" layoutInCell="1" allowOverlap="1" wp14:anchorId="0E05E0C5" wp14:editId="475BBAA0">
+            <wp:simplePos x="0" y="0"/>
+            <wp:positionH relativeFrom="column">
+              <wp:posOffset>3896140</wp:posOffset>
+            </wp:positionH>
+            <wp:positionV relativeFrom="paragraph">
+              <wp:posOffset>300</wp:posOffset>
+            </wp:positionV>
+            <wp:extent cx="952500" cy="266700"/>
+            <wp:effectExtent l="0" t="0" r="0" b="0"/>
+            <wp:wrapSquare wrapText="bothSides"/>
+            <wp:docPr id="1853932968" name="Imagen 1"/>
+            <wp:cNvGraphicFramePr>
+              <a:graphicFrameLocks xmlns:a="http://schemas.openxmlformats.org/drawingml/2006/main" noChangeAspect="1"/>
+            </wp:cNvGraphicFramePr>
+            <a:graphic xmlns:a="http://schemas.openxmlformats.org/drawingml/2006/main">
+              <a:graphicData uri="http://schemas.openxmlformats.org/drawingml/2006/picture">
+                <pic:pic xmlns:pic="http://schemas.openxmlformats.org/drawingml/2006/picture">
+                  <pic:nvPicPr>
+                    <pic:cNvPr id="1603264568" name=""/>
+                    <pic:cNvPicPr/>
+                  </pic:nvPicPr>
+                  <pic:blipFill>
+                    <a:blip r:embed="rId19">
+                      <a:extLst>
+                        <a:ext uri="{28A0092B-C50C-407E-A947-70E740481C1C}">
+                          <a14:useLocalDpi xmlns:a14="http://schemas.microsoft.com/office/drawing/2010/main" val="0"/>
+                        </a:ext>
+                      </a:extLst>
+                    </a:blip>
+                    <a:stretch>
+                      <a:fillRect/>
+                    </a:stretch>
+                  </pic:blipFill>
+                  <pic:spPr>
+                    <a:xfrm>
+                      <a:off x="0" y="0"/>
+                      <a:ext cx="952500" cy="266700"/>
+                    </a:xfrm>
+                    <a:prstGeom prst="rect">
+                      <a:avLst/>
+                    </a:prstGeom>
+                  </pic:spPr>
+                </pic:pic>
+              </a:graphicData>
+            </a:graphic>
+          </wp:anchor>
+        </w:drawing>
+      </w:r>
+      <w:r>
+        <w:rPr>
+          <w:sz w:val="22"/>
+          <w:szCs w:val="22"/>
+        </w:rPr>
+        <w:t>Para regresar a la pantalla principal del aplicativo presiona el botón de la parte inferior de la ventana.</w:t>
+      </w:r>
+    </w:p>
+    <w:p>
+      <w:pPr>
+        <w:jc w:val="both"/>
+        <w:rPr>
+          <w:sz w:val="22"/>
+          <w:szCs w:val="22"/>
+        </w:rPr>
+      </w:pPr>
+      <w:r>
+        <w:rPr>
+          <w:sz w:val="22"/>
+          <w:szCs w:val="22"/>
+        </w:rPr>
+        <w:t xml:space="preserve">Para salir del Sistema de Gestión de Biblioteca presionamos el botón “Salir” </w:t>
+      </w:r>
+      <w:r>
+        <w:rPr>
+          <w:sz w:val="22"/>
+          <w:szCs w:val="22"/>
+        </w:rPr>
+        <w:t>de la ventana principal del aplicativo</w:t>
+      </w:r>
+      <w:r>
+        <w:rPr>
+          <w:sz w:val="22"/>
+          <w:szCs w:val="22"/>
+        </w:rPr>
+        <w:t>, con lo cual se cerrará el programa.</w:t>
+      </w:r>
+    </w:p>
+    <w:p>
+      <w:pPr>
+        <w:jc w:val="both"/>
+        <w:rPr>
+          <w:sz w:val="22"/>
+          <w:szCs w:val="22"/>
+        </w:rPr>
+      </w:pPr>
+      <w:r>
+        <w:rPr>
+          <w:sz w:val="22"/>
+          <w:szCs w:val="22"/>
+        </w:rPr>
+        <w:t xml:space="preserve">De esta forma se </w:t>
+      </w:r>
+      <w:r>
+        <w:rPr>
+          <w:sz w:val="22"/>
+          <w:szCs w:val="22"/>
+        </w:rPr>
+        <w:t>finaliza la</w:t>
+      </w:r>
+      <w:r>
+        <w:rPr>
+          <w:sz w:val="22"/>
+          <w:szCs w:val="22"/>
+        </w:rPr>
+        <w:t xml:space="preserve"> Guía general de uso del Sistema de Gestión de Biblioteca.</w:t>
+      </w:r>
     </w:p>
     <w:sectPr>
-      <w:headerReference w:type="default" r:id="rId29"/>
+      <w:headerReference w:type="default" r:id="rId42"/>
       <w:pgSz w:w="12240" w:h="15840"/>
       <w:pgMar w:top="1276" w:right="1701" w:bottom="1135" w:left="1701" w:header="708" w:footer="708" w:gutter="0"/>
       <w:cols w:space="708"/>
@@ -3773,11 +4900,103 @@
       </w:pPr>
     </w:lvl>
   </w:abstractNum>
+  <w:abstractNum w:abstractNumId="2" w15:restartNumberingAfterBreak="0">
+    <w:nsid w:val="4F7E6C1F"/>
+    <w:multiLevelType w:val="hybridMultilevel"/>
+    <w:tmpl w:val="643A7310"/>
+    <w:lvl w:ilvl="0" w:tplc="08667FC6">
+      <w:start w:val="1"/>
+      <w:numFmt w:val="lowerLetter"/>
+      <w:lvlText w:val="%1)"/>
+      <w:lvlJc w:val="left"/>
+      <w:pPr>
+        <w:ind w:left="360" w:hanging="360"/>
+      </w:pPr>
+      <w:rPr>
+        <w:rFonts w:hint="default"/>
+      </w:rPr>
+    </w:lvl>
+    <w:lvl w:ilvl="1" w:tplc="440A0019" w:tentative="1">
+      <w:start w:val="1"/>
+      <w:numFmt w:val="lowerLetter"/>
+      <w:lvlText w:val="%2."/>
+      <w:lvlJc w:val="left"/>
+      <w:pPr>
+        <w:ind w:left="1440" w:hanging="360"/>
+      </w:pPr>
+    </w:lvl>
+    <w:lvl w:ilvl="2" w:tplc="440A001B" w:tentative="1">
+      <w:start w:val="1"/>
+      <w:numFmt w:val="lowerRoman"/>
+      <w:lvlText w:val="%3."/>
+      <w:lvlJc w:val="right"/>
+      <w:pPr>
+        <w:ind w:left="2160" w:hanging="180"/>
+      </w:pPr>
+    </w:lvl>
+    <w:lvl w:ilvl="3" w:tplc="440A000F" w:tentative="1">
+      <w:start w:val="1"/>
+      <w:numFmt w:val="decimal"/>
+      <w:lvlText w:val="%4."/>
+      <w:lvlJc w:val="left"/>
+      <w:pPr>
+        <w:ind w:left="2880" w:hanging="360"/>
+      </w:pPr>
+    </w:lvl>
+    <w:lvl w:ilvl="4" w:tplc="440A0019" w:tentative="1">
+      <w:start w:val="1"/>
+      <w:numFmt w:val="lowerLetter"/>
+      <w:lvlText w:val="%5."/>
+      <w:lvlJc w:val="left"/>
+      <w:pPr>
+        <w:ind w:left="3600" w:hanging="360"/>
+      </w:pPr>
+    </w:lvl>
+    <w:lvl w:ilvl="5" w:tplc="440A001B" w:tentative="1">
+      <w:start w:val="1"/>
+      <w:numFmt w:val="lowerRoman"/>
+      <w:lvlText w:val="%6."/>
+      <w:lvlJc w:val="right"/>
+      <w:pPr>
+        <w:ind w:left="4320" w:hanging="180"/>
+      </w:pPr>
+    </w:lvl>
+    <w:lvl w:ilvl="6" w:tplc="440A000F" w:tentative="1">
+      <w:start w:val="1"/>
+      <w:numFmt w:val="decimal"/>
+      <w:lvlText w:val="%7."/>
+      <w:lvlJc w:val="left"/>
+      <w:pPr>
+        <w:ind w:left="5040" w:hanging="360"/>
+      </w:pPr>
+    </w:lvl>
+    <w:lvl w:ilvl="7" w:tplc="440A0019" w:tentative="1">
+      <w:start w:val="1"/>
+      <w:numFmt w:val="lowerLetter"/>
+      <w:lvlText w:val="%8."/>
+      <w:lvlJc w:val="left"/>
+      <w:pPr>
+        <w:ind w:left="5760" w:hanging="360"/>
+      </w:pPr>
+    </w:lvl>
+    <w:lvl w:ilvl="8" w:tplc="440A001B" w:tentative="1">
+      <w:start w:val="1"/>
+      <w:numFmt w:val="lowerRoman"/>
+      <w:lvlText w:val="%9."/>
+      <w:lvlJc w:val="right"/>
+      <w:pPr>
+        <w:ind w:left="6480" w:hanging="180"/>
+      </w:pPr>
+    </w:lvl>
+  </w:abstractNum>
   <w:num w:numId="1" w16cid:durableId="1101951128">
     <w:abstractNumId w:val="0"/>
   </w:num>
   <w:num w:numId="2" w16cid:durableId="2109039250">
     <w:abstractNumId w:val="1"/>
+  </w:num>
+  <w:num w:numId="3" w16cid:durableId="378822090">
+    <w:abstractNumId w:val="2"/>
   </w:num>
 </w:numbering>
 </file>
@@ -4182,7 +5401,7 @@
   <w:style w:type="paragraph" w:default="1" w:styleId="Normal">
     <w:name w:val="Normal"/>
     <w:qFormat/>
-    <w:rsid w:val="0055344F"/>
+    <w:rsid w:val="00717310"/>
   </w:style>
   <w:style w:type="paragraph" w:styleId="Ttulo1">
     <w:name w:val="heading 1"/>
@@ -4781,6 +6000,34 @@
 </w:styles>
 </file>
 
+<file path=word/ink/ink1.xml><?xml version="1.0" encoding="utf-8"?>
+<inkml:ink xmlns:inkml="http://www.w3.org/2003/InkML">
+  <inkml:definitions>
+    <inkml:context xml:id="ctx0">
+      <inkml:inkSource xml:id="inkSrc0">
+        <inkml:traceFormat>
+          <inkml:channel name="X" type="integer" min="-2.14748E9" max="2.14748E9" units="cm"/>
+          <inkml:channel name="Y" type="integer" min="-2.14748E9" max="2.14748E9" units="cm"/>
+          <inkml:channel name="F" type="integer" max="32767" units="dev"/>
+        </inkml:traceFormat>
+        <inkml:channelProperties>
+          <inkml:channelProperty channel="X" name="resolution" value="1000" units="1/cm"/>
+          <inkml:channelProperty channel="Y" name="resolution" value="1000" units="1/cm"/>
+          <inkml:channelProperty channel="F" name="resolution" value="0" units="1/dev"/>
+        </inkml:channelProperties>
+      </inkml:inkSource>
+      <inkml:timestamp xml:id="ts0" timeString="2026-03-14T23:41:20.718"/>
+    </inkml:context>
+    <inkml:brush xml:id="br0">
+      <inkml:brushProperty name="width" value="0.035" units="cm"/>
+      <inkml:brushProperty name="height" value="0.035" units="cm"/>
+      <inkml:brushProperty name="color" value="#E71224"/>
+    </inkml:brush>
+  </inkml:definitions>
+  <inkml:trace contextRef="#ctx0" brushRef="#br0">2258 256 24457,'-1'10'0,"-1"0"0,-3 0 0,-1 0 0,-1 0 0,-3 0 0,-1-1 0,-2 1 0,-1-1 0,-3 1 0,0-1 0,-3 0 0,-1 0 0,-1-1 0,-2 1 0,-1-1 0,-2 0 0,-1 0 0,-2-1 0,0 1 0,-2-2 0,-1 1 0,-2 0 0,0-1 0,-1-1 0,-2 1 0,0-1 0,-1 0 0,-1-1 0,0 0 0,-2 0 0,0-1 0,0 0 0,-1-1 0,0 0 0,-1 0 0,0 0 0,0-1 0,0-1 0,0 0 0,-1 0 0,1 0 0,0-1 0,0-1 0,0 0 0,1 0 0,0 0 0,1-1 0,0 0 0,1-1 0,0 0 0,1 0 0,1-1 0,1 0 0,1-1 0,0 1 0,2-1 0,1-1 0,0 0 0,2 1 0,2-2 0,0 1 0,2-1 0,1 0 0,2 0 0,1-1 0,2 1 0,1-1 0,2 0 0,1 0 0,2-1 0,1 1 0,2-1 0,2 1 0,2-1 0,1 0 0,2 0 0,1 0 0,3 0 0,1 0 0,2 0 0,1 0 0,3 0 0,1 0 0,2 0 0,1 0 0,2 1 0,2-1 0,2 0 0,1 1 0,2 0 0,1 0 0,2 0 0,1 0 0,2 1 0,1 0 0,2 0 0,1 0 0,2 0 0,0 1 0,2 0 0,2 1 0,0-1 0,1 1 0,2 0 0,0 1 0,1 0 0,1 0 0,1 1 0,1 0 0,0 0 0,1 1 0,0 0 0,1 0 0,0 1 0,1 1 0,0-1 0,0 1 0,0 1 0,1-1 0,-1 2 0,0-1 0,0 1 0,0 1 0,0-1 0,-1 1 0,0 1 0,-1 0 0,0 0 0,0 1 0,-2 0 0,0 0 0,-1 1 0,-1 0 0,0 0 0,-2 1 0,-1 0 0,0 1 0,-2-1 0,-1 1 0,-2 0 0,0 1 0,-2 0 0,-1 0 0,-2 0 0,-1 0 0,-2 1 0,-1 0 0,-1 0 0,-3 0 0,0 0 0,-3 1 0,-1 0 0,-2-1 0,-1 1 0,-3 0 0,-1 0 0,-1 0 0,-3 0 0,-1 0 0</inkml:trace>
+</inkml:ink>
+</file>
+
 <file path=word/theme/theme1.xml><?xml version="1.0" encoding="utf-8"?>
 <a:theme xmlns:a="http://schemas.openxmlformats.org/drawingml/2006/main" name="Tema de Office">
   <a:themeElements>
